--- a/simple_network_migration.docx
+++ b/simple_network_migration.docx
@@ -36,7 +36,7 @@
         </w:p>
       </w:sdtContent>
     </w:sdt>
-    <w:bookmarkStart w:id="24" w:name="introduction"/>
+    <w:bookmarkStart w:id="40" w:name="introduction"/>
     <w:p>
       <w:pPr>
         <w:pStyle w:val="Heading1"/>
@@ -53,7 +53,7 @@
         <w:t xml:space="preserve">Tigers have declined in numbers partly due to loss of habitat connectivity. Here, we use movement along a dynamic network to assess what habitat and connectivity characteristics facilitates or minimizes local extinctions.</w:t>
       </w:r>
     </w:p>
-    <w:bookmarkStart w:id="23" w:name="simple-network"/>
+    <w:bookmarkStart w:id="39" w:name="simple-network"/>
     <w:p>
       <w:pPr>
         <w:pStyle w:val="Heading2"/>
@@ -193,8 +193,535 @@
         </w:drawing>
       </w:r>
     </w:p>
-    <w:bookmarkEnd w:id="23"/>
-    <w:bookmarkEnd w:id="24"/>
+    <w:bookmarkStart w:id="26" w:name="vertex-characteristics"/>
+    <w:p>
+      <w:pPr>
+        <w:pStyle w:val="Heading3"/>
+      </w:pPr>
+      <w:r>
+        <w:t xml:space="preserve">Vertex characteristics</w:t>
+      </w:r>
+    </w:p>
+    <w:p>
+      <w:pPr>
+        <w:pStyle w:val="FirstParagraph"/>
+      </w:pPr>
+      <w:r>
+        <w:t xml:space="preserve">We assign population sizes</w:t>
+      </w:r>
+      <w:r>
+        <w:t xml:space="preserve"> </w:t>
+      </w:r>
+      <m:oMath>
+        <m:sSub>
+          <m:e>
+            <m:r>
+              <m:t>p</m:t>
+            </m:r>
+          </m:e>
+          <m:sub>
+            <m:r>
+              <m:t>i</m:t>
+            </m:r>
+          </m:sub>
+        </m:sSub>
+      </m:oMath>
+      <w:r>
+        <w:t xml:space="preserve"> </w:t>
+      </w:r>
+      <w:r>
+        <w:t xml:space="preserve">at each vertex i, with habitat characteristics such as habitat type</w:t>
+      </w:r>
+      <w:r>
+        <w:t xml:space="preserve"> </w:t>
+      </w:r>
+      <m:oMath>
+        <m:sSub>
+          <m:e>
+            <m:r>
+              <m:t>t</m:t>
+            </m:r>
+          </m:e>
+          <m:sub>
+            <m:r>
+              <m:t>i</m:t>
+            </m:r>
+          </m:sub>
+        </m:sSub>
+      </m:oMath>
+      <w:r>
+        <w:t xml:space="preserve">, human presence (hunting, conflict)</w:t>
+      </w:r>
+      <w:r>
+        <w:t xml:space="preserve"> </w:t>
+      </w:r>
+      <m:oMath>
+        <m:sSub>
+          <m:e>
+            <m:r>
+              <m:t>h</m:t>
+            </m:r>
+          </m:e>
+          <m:sub>
+            <m:r>
+              <m:t>i</m:t>
+            </m:r>
+          </m:sub>
+        </m:sSub>
+      </m:oMath>
+      <w:r>
+        <w:t xml:space="preserve">, food availability</w:t>
+      </w:r>
+      <w:r>
+        <w:t xml:space="preserve"> </w:t>
+      </w:r>
+      <m:oMath>
+        <m:sSub>
+          <m:e>
+            <m:r>
+              <m:t>f</m:t>
+            </m:r>
+          </m:e>
+          <m:sub>
+            <m:r>
+              <m:t>i</m:t>
+            </m:r>
+          </m:sub>
+        </m:sSub>
+      </m:oMath>
+      <w:r>
+        <w:t xml:space="preserve">, climate</w:t>
+      </w:r>
+      <w:r>
+        <w:t xml:space="preserve"> </w:t>
+      </w:r>
+      <m:oMath>
+        <m:sSub>
+          <m:e>
+            <m:r>
+              <m:t>c</m:t>
+            </m:r>
+          </m:e>
+          <m:sub>
+            <m:r>
+              <m:t>i</m:t>
+            </m:r>
+          </m:sub>
+        </m:sSub>
+      </m:oMath>
+      <w:r>
+        <w:t xml:space="preserve">, etc.</w:t>
+      </w:r>
+      <w:r>
+        <w:t xml:space="preserve"> </w:t>
+      </w:r>
+      <m:oMath>
+        <m:sSub>
+          <m:e>
+            <m:r>
+              <m:t>p</m:t>
+            </m:r>
+          </m:e>
+          <m:sub>
+            <m:r>
+              <m:t>i</m:t>
+            </m:r>
+          </m:sub>
+        </m:sSub>
+      </m:oMath>
+      <w:r>
+        <w:t xml:space="preserve"> </w:t>
+      </w:r>
+      <w:r>
+        <w:t xml:space="preserve">is evolving with birth, death (due to carrying capacity</w:t>
+      </w:r>
+      <w:r>
+        <w:t xml:space="preserve"> </w:t>
+      </w:r>
+      <m:oMath>
+        <m:r>
+          <m:t>K</m:t>
+        </m:r>
+      </m:oMath>
+      <w:r>
+        <w:t xml:space="preserve">, life time), and migration. If</w:t>
+      </w:r>
+      <w:r>
+        <w:t xml:space="preserve"> </w:t>
+      </w:r>
+      <m:oMath>
+        <m:sSub>
+          <m:e>
+            <m:r>
+              <m:t>p</m:t>
+            </m:r>
+          </m:e>
+          <m:sub>
+            <m:r>
+              <m:t>i</m:t>
+            </m:r>
+          </m:sub>
+        </m:sSub>
+        <m:r>
+          <m:rPr>
+            <m:sty m:val="p"/>
+          </m:rPr>
+          <m:t>=</m:t>
+        </m:r>
+        <m:r>
+          <m:t>0</m:t>
+        </m:r>
+      </m:oMath>
+      <w:r>
+        <w:t xml:space="preserve"> </w:t>
+      </w:r>
+      <w:r>
+        <w:t xml:space="preserve">for a long time, make</w:t>
+      </w:r>
+      <w:r>
+        <w:t xml:space="preserve"> </w:t>
+      </w:r>
+      <m:oMath>
+        <m:r>
+          <m:t>K</m:t>
+        </m:r>
+        <m:r>
+          <m:rPr>
+            <m:sty m:val="p"/>
+          </m:rPr>
+          <m:t>=</m:t>
+        </m:r>
+        <m:r>
+          <m:t>0</m:t>
+        </m:r>
+      </m:oMath>
+      <w:r>
+        <w:t xml:space="preserve">.</w:t>
+      </w:r>
+    </w:p>
+    <w:p>
+      <w:pPr>
+        <w:pStyle w:val="BodyText"/>
+      </w:pPr>
+      <w:r>
+        <w:drawing>
+          <wp:inline>
+            <wp:extent cx="5334000" cy="3809999"/>
+            <wp:effectExtent b="0" l="0" r="0" t="0"/>
+            <wp:docPr descr="" title="" id="24" name="Picture"/>
+            <a:graphic>
+              <a:graphicData uri="http://schemas.openxmlformats.org/drawingml/2006/picture">
+                <pic:pic>
+                  <pic:nvPicPr>
+                    <pic:cNvPr descr="simple_network_migration_files/figure-docx/unnamed-chunk-2-1.png" id="25" name="Picture"/>
+                    <pic:cNvPicPr>
+                      <a:picLocks noChangeArrowheads="1" noChangeAspect="1"/>
+                    </pic:cNvPicPr>
+                  </pic:nvPicPr>
+                  <pic:blipFill>
+                    <a:blip r:embed="rId23"/>
+                    <a:stretch>
+                      <a:fillRect/>
+                    </a:stretch>
+                  </pic:blipFill>
+                  <pic:spPr bwMode="auto">
+                    <a:xfrm>
+                      <a:off x="0" y="0"/>
+                      <a:ext cx="5334000" cy="3809999"/>
+                    </a:xfrm>
+                    <a:prstGeom prst="rect">
+                      <a:avLst/>
+                    </a:prstGeom>
+                    <a:noFill/>
+                    <a:ln w="9525">
+                      <a:noFill/>
+                      <a:headEnd/>
+                      <a:tailEnd/>
+                    </a:ln>
+                  </pic:spPr>
+                </pic:pic>
+              </a:graphicData>
+            </a:graphic>
+          </wp:inline>
+        </w:drawing>
+      </w:r>
+    </w:p>
+    <w:bookmarkEnd w:id="26"/>
+    <w:bookmarkStart w:id="30" w:name="edge-characteristics"/>
+    <w:p>
+      <w:pPr>
+        <w:pStyle w:val="Heading3"/>
+      </w:pPr>
+      <w:r>
+        <w:t xml:space="preserve">Edge characteristics</w:t>
+      </w:r>
+    </w:p>
+    <w:p>
+      <w:pPr>
+        <w:pStyle w:val="FirstParagraph"/>
+      </w:pPr>
+      <w:r>
+        <w:t xml:space="preserve">We assign corridor types to edges, which can be wildlife corridor (for example - dense forest, open woodland, etc), terrain (river crossing, mountains, desert plateau), or urbanization (highways, human settlements). Each corridor type has a weight associated with it that affects migration.</w:t>
+      </w:r>
+    </w:p>
+    <w:p>
+      <w:pPr>
+        <w:pStyle w:val="BodyText"/>
+      </w:pPr>
+      <w:r>
+        <w:t xml:space="preserve">Friction maps available for terrain. That can influence edge weight.</w:t>
+      </w:r>
+    </w:p>
+    <w:p>
+      <w:pPr>
+        <w:pStyle w:val="BodyText"/>
+      </w:pPr>
+      <w:r>
+        <w:drawing>
+          <wp:inline>
+            <wp:extent cx="5334000" cy="3809999"/>
+            <wp:effectExtent b="0" l="0" r="0" t="0"/>
+            <wp:docPr descr="" title="" id="28" name="Picture"/>
+            <a:graphic>
+              <a:graphicData uri="http://schemas.openxmlformats.org/drawingml/2006/picture">
+                <pic:pic>
+                  <pic:nvPicPr>
+                    <pic:cNvPr descr="simple_network_migration_files/figure-docx/unnamed-chunk-3-1.png" id="29" name="Picture"/>
+                    <pic:cNvPicPr>
+                      <a:picLocks noChangeArrowheads="1" noChangeAspect="1"/>
+                    </pic:cNvPicPr>
+                  </pic:nvPicPr>
+                  <pic:blipFill>
+                    <a:blip r:embed="rId27"/>
+                    <a:stretch>
+                      <a:fillRect/>
+                    </a:stretch>
+                  </pic:blipFill>
+                  <pic:spPr bwMode="auto">
+                    <a:xfrm>
+                      <a:off x="0" y="0"/>
+                      <a:ext cx="5334000" cy="3809999"/>
+                    </a:xfrm>
+                    <a:prstGeom prst="rect">
+                      <a:avLst/>
+                    </a:prstGeom>
+                    <a:noFill/>
+                    <a:ln w="9525">
+                      <a:noFill/>
+                      <a:headEnd/>
+                      <a:tailEnd/>
+                    </a:ln>
+                  </pic:spPr>
+                </pic:pic>
+              </a:graphicData>
+            </a:graphic>
+          </wp:inline>
+        </w:drawing>
+      </w:r>
+    </w:p>
+    <w:bookmarkEnd w:id="30"/>
+    <w:bookmarkStart w:id="31" w:name="assign-carrying-capacity"/>
+    <w:p>
+      <w:pPr>
+        <w:pStyle w:val="Heading3"/>
+      </w:pPr>
+      <w:r>
+        <w:t xml:space="preserve">Assign carrying capacity</w:t>
+      </w:r>
+    </w:p>
+    <w:p>
+      <w:pPr>
+        <w:pStyle w:val="FirstParagraph"/>
+      </w:pPr>
+      <w:r>
+        <w:t xml:space="preserve">Based on habitat type, food availability, and human presence.</w:t>
+      </w:r>
+    </w:p>
+    <w:p>
+      <w:pPr>
+        <w:pStyle w:val="SourceCode"/>
+      </w:pPr>
+      <w:r>
+        <w:rPr>
+          <w:rStyle w:val="VerbatimChar"/>
+        </w:rPr>
+        <w:t xml:space="preserve">##                      name    habitat food_availability human_presence capacity</w:t>
+      </w:r>
+      <w:r>
+        <w:br/>
+      </w:r>
+      <w:r>
+        <w:rPr>
+          <w:rStyle w:val="VerbatimChar"/>
+        </w:rPr>
+        <w:t xml:space="preserve">## population_1 population_1 Old Growth            Medium           High      189</w:t>
+      </w:r>
+      <w:r>
+        <w:br/>
+      </w:r>
+      <w:r>
+        <w:rPr>
+          <w:rStyle w:val="VerbatimChar"/>
+        </w:rPr>
+        <w:t xml:space="preserve">## population_2 population_2    Wetland              High           High      158</w:t>
+      </w:r>
+      <w:r>
+        <w:br/>
+      </w:r>
+      <w:r>
+        <w:rPr>
+          <w:rStyle w:val="VerbatimChar"/>
+        </w:rPr>
+        <w:t xml:space="preserve">## population_3 population_3 Old Growth              High            Low      510</w:t>
+      </w:r>
+      <w:r>
+        <w:br/>
+      </w:r>
+      <w:r>
+        <w:rPr>
+          <w:rStyle w:val="VerbatimChar"/>
+        </w:rPr>
+        <w:t xml:space="preserve">##              pop_size</w:t>
+      </w:r>
+      <w:r>
+        <w:br/>
+      </w:r>
+      <w:r>
+        <w:rPr>
+          <w:rStyle w:val="VerbatimChar"/>
+        </w:rPr>
+        <w:t xml:space="preserve">## population_1      199</w:t>
+      </w:r>
+      <w:r>
+        <w:br/>
+      </w:r>
+      <w:r>
+        <w:rPr>
+          <w:rStyle w:val="VerbatimChar"/>
+        </w:rPr>
+        <w:t xml:space="preserve">## population_2      132</w:t>
+      </w:r>
+      <w:r>
+        <w:br/>
+      </w:r>
+      <w:r>
+        <w:rPr>
+          <w:rStyle w:val="VerbatimChar"/>
+        </w:rPr>
+        <w:t xml:space="preserve">## population_3      512</w:t>
+      </w:r>
+      <w:r>
+        <w:br/>
+      </w:r>
+      <w:r>
+        <w:rPr>
+          <w:rStyle w:val="VerbatimChar"/>
+        </w:rPr>
+        <w:t xml:space="preserve">##  [ reached 'max' / getOption("max.print") -- omitted 7 rows ]</w:t>
+      </w:r>
+    </w:p>
+    <w:bookmarkEnd w:id="31"/>
+    <w:bookmarkStart w:id="38" w:name="migration-birth-death"/>
+    <w:p>
+      <w:pPr>
+        <w:pStyle w:val="Heading3"/>
+      </w:pPr>
+      <w:r>
+        <w:t xml:space="preserve">Migration, Birth, Death</w:t>
+      </w:r>
+    </w:p>
+    <w:p>
+      <w:pPr>
+        <w:pStyle w:val="FirstParagraph"/>
+      </w:pPr>
+      <w:r>
+        <w:drawing>
+          <wp:inline>
+            <wp:extent cx="5334000" cy="3809999"/>
+            <wp:effectExtent b="0" l="0" r="0" t="0"/>
+            <wp:docPr descr="" title="" id="33" name="Picture"/>
+            <a:graphic>
+              <a:graphicData uri="http://schemas.openxmlformats.org/drawingml/2006/picture">
+                <pic:pic>
+                  <pic:nvPicPr>
+                    <pic:cNvPr descr="simple_network_migration_files/figure-docx/unnamed-chunk-5-1.png" id="34" name="Picture"/>
+                    <pic:cNvPicPr>
+                      <a:picLocks noChangeArrowheads="1" noChangeAspect="1"/>
+                    </pic:cNvPicPr>
+                  </pic:nvPicPr>
+                  <pic:blipFill>
+                    <a:blip r:embed="rId32"/>
+                    <a:stretch>
+                      <a:fillRect/>
+                    </a:stretch>
+                  </pic:blipFill>
+                  <pic:spPr bwMode="auto">
+                    <a:xfrm>
+                      <a:off x="0" y="0"/>
+                      <a:ext cx="5334000" cy="3809999"/>
+                    </a:xfrm>
+                    <a:prstGeom prst="rect">
+                      <a:avLst/>
+                    </a:prstGeom>
+                    <a:noFill/>
+                    <a:ln w="9525">
+                      <a:noFill/>
+                      <a:headEnd/>
+                      <a:tailEnd/>
+                    </a:ln>
+                  </pic:spPr>
+                </pic:pic>
+              </a:graphicData>
+            </a:graphic>
+          </wp:inline>
+        </w:drawing>
+      </w:r>
+      <w:r>
+        <w:drawing>
+          <wp:inline>
+            <wp:extent cx="5334000" cy="3809999"/>
+            <wp:effectExtent b="0" l="0" r="0" t="0"/>
+            <wp:docPr descr="" title="" id="36" name="Picture"/>
+            <a:graphic>
+              <a:graphicData uri="http://schemas.openxmlformats.org/drawingml/2006/picture">
+                <pic:pic>
+                  <pic:nvPicPr>
+                    <pic:cNvPr descr="simple_network_migration_files/figure-docx/unnamed-chunk-5-2.png" id="37" name="Picture"/>
+                    <pic:cNvPicPr>
+                      <a:picLocks noChangeArrowheads="1" noChangeAspect="1"/>
+                    </pic:cNvPicPr>
+                  </pic:nvPicPr>
+                  <pic:blipFill>
+                    <a:blip r:embed="rId35"/>
+                    <a:stretch>
+                      <a:fillRect/>
+                    </a:stretch>
+                  </pic:blipFill>
+                  <pic:spPr bwMode="auto">
+                    <a:xfrm>
+                      <a:off x="0" y="0"/>
+                      <a:ext cx="5334000" cy="3809999"/>
+                    </a:xfrm>
+                    <a:prstGeom prst="rect">
+                      <a:avLst/>
+                    </a:prstGeom>
+                    <a:noFill/>
+                    <a:ln w="9525">
+                      <a:noFill/>
+                      <a:headEnd/>
+                      <a:tailEnd/>
+                    </a:ln>
+                  </pic:spPr>
+                </pic:pic>
+              </a:graphicData>
+            </a:graphic>
+          </wp:inline>
+        </w:drawing>
+      </w:r>
+    </w:p>
+    <w:bookmarkEnd w:id="38"/>
+    <w:bookmarkEnd w:id="39"/>
+    <w:bookmarkEnd w:id="40"/>
     <w:sectPr>
       <w:footnotePr>
         <w:numRestart w:val="eachSect"/>
